--- a/docs/Lessons/Lesson 13 - A Hit That Reacts/Handouts/Lesson_13_Handout_Scratch.docx
+++ b/docs/Lessons/Lesson 13 - A Hit That Reacts/Handouts/Lesson_13_Handout_Scratch.docx
@@ -176,7 +176,7 @@
         <w:spacing w:after="60"/>
       </w:pPr>
       <w:r>
-        <w:t xml:space="preserve">Add "set [color] effect to 0" to the Enemy's existing "when I receive [spawn wave]" reset script (or wherever each enemy resets), so a fresh enemy never starts already flashed.</w:t>
+        <w:t xml:space="preserve">Add "set [color] effect to 0" to the Enemy's existing "when I receive [spawn enemies]" spawn script (or wherever each enemy resets), so a fresh enemy never starts already flashed.</w:t>
       </w:r>
     </w:p>
     <w:p>
@@ -201,6 +201,68 @@
     </w:p>
     <w:p>
       <w:pPr>
+        <w:spacing w:after="40" w:before="120"/>
+        <w:jc w:val="center"/>
+      </w:pPr>
+      <w:r>
+        <w:drawing>
+          <wp:inline distT="0" distB="0" distL="0" distR="0">
+            <wp:extent cx="4937760" cy="4078224"/>
+            <wp:effectExtent t="0" r="0" b="0" l="0"/>
+            <wp:docPr id="1" name="" descr="" title=""/>
+            <wp:cNvGraphicFramePr>
+              <a:graphicFrameLocks xmlns:a="http://schemas.openxmlformats.org/drawingml/2006/main" noChangeAspect="1"/>
+            </wp:cNvGraphicFramePr>
+            <a:graphic xmlns:a="http://schemas.openxmlformats.org/drawingml/2006/main">
+              <a:graphicData uri="http://schemas.openxmlformats.org/drawingml/2006/picture">
+                <pic:pic xmlns:pic="http://schemas.openxmlformats.org/drawingml/2006/picture">
+                  <pic:nvPicPr>
+                    <pic:cNvPr id="0" name="" descr=""/>
+                    <pic:cNvPicPr>
+                      <a:picLocks noChangeAspect="1" noChangeArrowheads="1"/>
+                    </pic:cNvPicPr>
+                  </pic:nvPicPr>
+                  <pic:blipFill>
+                    <a:blip r:embed="rId10" cstate="none"/>
+                    <a:srcRect/>
+                    <a:stretch>
+                      <a:fillRect/>
+                    </a:stretch>
+                  </pic:blipFill>
+                  <pic:spPr bwMode="auto">
+                    <a:xfrm>
+                      <a:off x="0" y="0"/>
+                      <a:ext cx="4937760" cy="4078224"/>
+                    </a:xfrm>
+                    <a:prstGeom prst="rect">
+                      <a:avLst/>
+                    </a:prstGeom>
+                  </pic:spPr>
+                </pic:pic>
+              </a:graphicData>
+            </a:graphic>
+          </wp:inline>
+        </w:drawing>
+      </w:r>
+    </w:p>
+    <w:p>
+      <w:pPr>
+        <w:spacing w:after="160"/>
+        <w:jc w:val="center"/>
+      </w:pPr>
+      <w:r>
+        <w:rPr>
+          <w:i/>
+          <w:iCs/>
+          <w:color w:val="888888"/>
+          <w:sz w:val="16"/>
+          <w:szCs w:val="16"/>
+        </w:rPr>
+        <w:t xml:space="preserve">Everything in the top box happens the instant the hit is detected. Only the enemy's own removal - the very last step - waits for the pause to finish.</w:t>
+      </w:r>
+    </w:p>
+    <w:p>
+      <w:pPr>
         <w:pStyle w:val="ListParagraph"/>
         <w:numPr>
           <w:ilvl w:val="0"/>
@@ -222,7 +284,7 @@
         <w:spacing w:after="60"/>
       </w:pPr>
       <w:r>
-        <w:t xml:space="preserve">In the Enemy's touching-Bullet branch, right after "change enemies_left by -1" and the existing sound/score lines, add: broadcast [explosion] (this spawns the visual independently, with zero effect on anything else), then "set [color] effect to 100", then "wait 0.1 seconds".</w:t>
+        <w:t xml:space="preserve">In the Enemy's touching-Bullet branch, right after the existing "start sound [sfx_hit]" line, add: broadcast [explosion] (this spawns the visual independently, with zero effect on anything else) and "set [color] effect to 100" - both run immediately, same as the sound.</w:t>
       </w:r>
     </w:p>
     <w:p>
@@ -235,7 +297,20 @@
         <w:spacing w:after="60"/>
       </w:pPr>
       <w:r>
-        <w:t xml:space="preserve">Move the existing win-check if/else and "delete this clone" to run AFTER the wait - everything that was already there stays exactly the same, just one step later.</w:t>
+        <w:t xml:space="preserve">Your existing "broadcast [enemy hit]" stays exactly where it already is, right after those two new lines - GameManager still hears about the hit, and still updates score/enemies_remaining/wave-check, at exactly the same instant as last week. Nothing about that broadcast changes.</w:t>
+      </w:r>
+    </w:p>
+    <w:p>
+      <w:pPr>
+        <w:pStyle w:val="ListParagraph"/>
+        <w:numPr>
+          <w:ilvl w:val="0"/>
+          <w:numId w:val="2"/>
+        </w:numPr>
+        <w:spacing w:after="60"/>
+      </w:pPr>
+      <w:r>
+        <w:t xml:space="preserve">Add "wait 0.1 seconds" AFTER broadcast [enemy hit], then move "delete this clone" to run after that wait - this is the only thing actually delayed: the enemy sticks around, visibly flashed, for a moment before it's actually removed.</w:t>
       </w:r>
     </w:p>
     <w:p>
@@ -287,7 +362,7 @@
           <w:sz w:val="20"/>
           <w:szCs w:val="20"/>
         </w:rPr>
-        <w:t xml:space="preserve">  change score by 10</w:t>
+        <w:t xml:space="preserve">  start sound [sfx_hit]</w:t>
       </w:r>
       <w:r>
         <w:br/>
@@ -299,7 +374,7 @@
           <w:sz w:val="20"/>
           <w:szCs w:val="20"/>
         </w:rPr>
-        <w:t xml:space="preserve">  change enemies_left by -1</w:t>
+        <w:t xml:space="preserve">  broadcast [explosion]</w:t>
       </w:r>
       <w:r>
         <w:br/>
@@ -311,7 +386,7 @@
           <w:sz w:val="20"/>
           <w:szCs w:val="20"/>
         </w:rPr>
-        <w:t xml:space="preserve">  start sound [sfx_hit]</w:t>
+        <w:t xml:space="preserve">  set [color] effect to 100</w:t>
       </w:r>
       <w:r>
         <w:br/>
@@ -323,7 +398,7 @@
           <w:sz w:val="20"/>
           <w:szCs w:val="20"/>
         </w:rPr>
-        <w:t xml:space="preserve">  broadcast [explosion]</w:t>
+        <w:t xml:space="preserve">  broadcast [enemy hit]</w:t>
       </w:r>
       <w:r>
         <w:br/>
@@ -335,7 +410,7 @@
           <w:sz w:val="20"/>
           <w:szCs w:val="20"/>
         </w:rPr>
-        <w:t xml:space="preserve">  set [color] effect to 100</w:t>
+        <w:t xml:space="preserve">  wait 0.1 seconds</w:t>
       </w:r>
       <w:r>
         <w:br/>
@@ -347,138 +422,6 @@
           <w:sz w:val="20"/>
           <w:szCs w:val="20"/>
         </w:rPr>
-        <w:t xml:space="preserve">  wait 0.1 seconds</w:t>
-      </w:r>
-      <w:r>
-        <w:br/>
-        <w:t xml:space="preserve"/>
-      </w:r>
-      <w:r>
-        <w:rPr>
-          <w:rFonts w:ascii="Consolas" w:cs="Consolas" w:eastAsia="Consolas" w:hAnsi="Consolas"/>
-          <w:sz w:val="20"/>
-          <w:szCs w:val="20"/>
-        </w:rPr>
-        <w:t xml:space="preserve">  if &lt;enemies_left = 0&gt; then</w:t>
-      </w:r>
-      <w:r>
-        <w:br/>
-        <w:t xml:space="preserve"/>
-      </w:r>
-      <w:r>
-        <w:rPr>
-          <w:rFonts w:ascii="Consolas" w:cs="Consolas" w:eastAsia="Consolas" w:hAnsi="Consolas"/>
-          <w:sz w:val="20"/>
-          <w:szCs w:val="20"/>
-        </w:rPr>
-        <w:t xml:space="preserve">    if &lt;wave = total_waves&gt; then</w:t>
-      </w:r>
-      <w:r>
-        <w:br/>
-        <w:t xml:space="preserve"/>
-      </w:r>
-      <w:r>
-        <w:rPr>
-          <w:rFonts w:ascii="Consolas" w:cs="Consolas" w:eastAsia="Consolas" w:hAnsi="Consolas"/>
-          <w:sz w:val="20"/>
-          <w:szCs w:val="20"/>
-        </w:rPr>
-        <w:t xml:space="preserve">      set game_active to 0</w:t>
-      </w:r>
-      <w:r>
-        <w:br/>
-        <w:t xml:space="preserve"/>
-      </w:r>
-      <w:r>
-        <w:rPr>
-          <w:rFonts w:ascii="Consolas" w:cs="Consolas" w:eastAsia="Consolas" w:hAnsi="Consolas"/>
-          <w:sz w:val="20"/>
-          <w:szCs w:val="20"/>
-        </w:rPr>
-        <w:t xml:space="preserve">      start sound [sfx_win]</w:t>
-      </w:r>
-      <w:r>
-        <w:br/>
-        <w:t xml:space="preserve"/>
-      </w:r>
-      <w:r>
-        <w:rPr>
-          <w:rFonts w:ascii="Consolas" w:cs="Consolas" w:eastAsia="Consolas" w:hAnsi="Consolas"/>
-          <w:sz w:val="20"/>
-          <w:szCs w:val="20"/>
-        </w:rPr>
-        <w:t xml:space="preserve">      broadcast [you win]</w:t>
-      </w:r>
-      <w:r>
-        <w:br/>
-        <w:t xml:space="preserve"/>
-      </w:r>
-      <w:r>
-        <w:rPr>
-          <w:rFonts w:ascii="Consolas" w:cs="Consolas" w:eastAsia="Consolas" w:hAnsi="Consolas"/>
-          <w:sz w:val="20"/>
-          <w:szCs w:val="20"/>
-        </w:rPr>
-        <w:t xml:space="preserve">    else</w:t>
-      </w:r>
-      <w:r>
-        <w:br/>
-        <w:t xml:space="preserve"/>
-      </w:r>
-      <w:r>
-        <w:rPr>
-          <w:rFonts w:ascii="Consolas" w:cs="Consolas" w:eastAsia="Consolas" w:hAnsi="Consolas"/>
-          <w:sz w:val="20"/>
-          <w:szCs w:val="20"/>
-        </w:rPr>
-        <w:t xml:space="preserve">      change wave by 1</w:t>
-      </w:r>
-      <w:r>
-        <w:br/>
-        <w:t xml:space="preserve"/>
-      </w:r>
-      <w:r>
-        <w:rPr>
-          <w:rFonts w:ascii="Consolas" w:cs="Consolas" w:eastAsia="Consolas" w:hAnsi="Consolas"/>
-          <w:sz w:val="20"/>
-          <w:szCs w:val="20"/>
-        </w:rPr>
-        <w:t xml:space="preserve">      set enemies_left to 5</w:t>
-      </w:r>
-      <w:r>
-        <w:br/>
-        <w:t xml:space="preserve"/>
-      </w:r>
-      <w:r>
-        <w:rPr>
-          <w:rFonts w:ascii="Consolas" w:cs="Consolas" w:eastAsia="Consolas" w:hAnsi="Consolas"/>
-          <w:sz w:val="20"/>
-          <w:szCs w:val="20"/>
-        </w:rPr>
-        <w:t xml:space="preserve">      start sound [sfx_wave]</w:t>
-      </w:r>
-      <w:r>
-        <w:br/>
-        <w:t xml:space="preserve"/>
-      </w:r>
-      <w:r>
-        <w:rPr>
-          <w:rFonts w:ascii="Consolas" w:cs="Consolas" w:eastAsia="Consolas" w:hAnsi="Consolas"/>
-          <w:sz w:val="20"/>
-          <w:szCs w:val="20"/>
-        </w:rPr>
-        <w:t xml:space="preserve">      broadcast [spawn wave]</w:t>
-      </w:r>
-      <w:r>
-        <w:br/>
-        <w:t xml:space="preserve"/>
-      </w:r>
-      <w:r>
-        <w:rPr>
-          <w:rFonts w:ascii="Consolas" w:cs="Consolas" w:eastAsia="Consolas" w:hAnsi="Consolas"/>
-          <w:sz w:val="20"/>
-          <w:szCs w:val="20"/>
-        </w:rPr>
         <w:t xml:space="preserve">  delete this clone</w:t>
       </w:r>
     </w:p>
@@ -525,7 +468,7 @@
         <w:spacing w:after="60"/>
       </w:pPr>
       <w:r>
-        <w:t xml:space="preserve">Confirm score, wave-clear, and win/lose all still happen at exactly the moments they did last week - only the enemy's disappearance is 0.1 seconds later than before.</w:t>
+        <w:t xml:space="preserve">Confirm score, wave-clear, and win/lose all still happen at exactly the moments they did last week - broadcast [enemy hit] hasn't moved at all, only delete this clone is delayed.</w:t>
       </w:r>
     </w:p>
     <w:p>
@@ -606,7 +549,7 @@
         <w:spacing w:after="60"/>
       </w:pPr>
       <w:r>
-        <w:t xml:space="preserve">Enemy vanishes instantly, no flash visible: confirm "wait 0.1 seconds" was actually added, and that the win-check/delete block was moved to AFTER it, not before.</w:t>
+        <w:t xml:space="preserve">Enemy vanishes instantly, no flash visible: confirm "wait 0.1 seconds" was actually added, and that "delete this clone" was moved to AFTER it, not before.</w:t>
       </w:r>
     </w:p>
     <w:p>
@@ -632,7 +575,7 @@
         <w:spacing w:after="60"/>
       </w:pPr>
       <w:r>
-        <w:t xml:space="preserve">Score changes twice per hit, or win-check fires early: confirm the win-check/scoring lines weren't accidentally duplicated when moving them below the wait.</w:t>
+        <w:t xml:space="preserve">Score changes twice per hit, or win-check fires early: confirm "broadcast [enemy hit]" wasn't accidentally duplicated or moved when adding the new lines - it should still appear exactly once, in its original spot.</w:t>
       </w:r>
     </w:p>
     <w:p>

--- a/docs/Lessons/Lesson 13 - A Hit That Reacts/Handouts/Lesson_13_Handout_Scratch.docx
+++ b/docs/Lessons/Lesson 13 - A Hit That Reacts/Handouts/Lesson_13_Handout_Scratch.docx
@@ -176,7 +176,33 @@
         <w:spacing w:after="60"/>
       </w:pPr>
       <w:r>
-        <w:t xml:space="preserve">Add "set [color] effect to 0" to the Enemy's existing "when I receive [spawn enemies]" spawn script (or wherever each enemy resets), so a fresh enemy never starts already flashed.</w:t>
+        <w:t xml:space="preserve">Import enemy_invader_white.png (this lesson's Assets folder) as a NEW COSTUME on the Enemy sprite itself - not a new sprite. In the Costumes tab, use the upload/import costume option so it becomes a second costume alongside the Enemy's existing red one. Rename the two costumes clearly - e.g. normal and flash - so the switch-costume blocks below are unambiguous.</w:t>
+      </w:r>
+    </w:p>
+    <w:p>
+      <w:pPr>
+        <w:pStyle w:val="ListParagraph"/>
+        <w:numPr>
+          <w:ilvl w:val="0"/>
+          <w:numId w:val="2"/>
+        </w:numPr>
+        <w:spacing w:after="60"/>
+      </w:pPr>
+      <w:r>
+        <w:t xml:space="preserve">Create two new variables, for all sprites: hit_x and hit_y. Scratch's broadcast doesn't carry any data along with it, and "go to [Enemy]" would go to the Enemy sprite's own template position, not the specific clone that actually got hit - these two variables are how the Explosion sprite finds out WHERE to appear.</w:t>
+      </w:r>
+    </w:p>
+    <w:p>
+      <w:pPr>
+        <w:pStyle w:val="ListParagraph"/>
+        <w:numPr>
+          <w:ilvl w:val="0"/>
+          <w:numId w:val="2"/>
+        </w:numPr>
+        <w:spacing w:after="60"/>
+      </w:pPr>
+      <w:r>
+        <w:t xml:space="preserve">Add "switch costume to [normal]" to the Enemy's existing "when I receive [spawn enemies]" spawn script (or wherever each enemy resets), so a fresh enemy never starts already showing its flash costume.</w:t>
       </w:r>
     </w:p>
     <w:p>
@@ -271,7 +297,7 @@
         <w:spacing w:after="60"/>
       </w:pPr>
       <w:r>
-        <w:t xml:space="preserve">On the Explosion sprite, hide it by default, and add a new script: "when I receive [explosion]" -&gt; show -&gt; go to x/y of Enemy (using the enemy's position at the moment of the broadcast) -&gt; wait 0.2 seconds -&gt; hide.</w:t>
+        <w:t xml:space="preserve">On the Explosion sprite, add a separate script: "when green flag clicked" -&gt; hide. This guarantees Explosion starts hidden every time you play, regardless of whatever visibility state got left over from editing - more reliable than just toggling the eye icon in the Sprite pane, since that's easy to forget or to accidentally flip back on later.</w:t>
       </w:r>
     </w:p>
     <w:p>
@@ -284,7 +310,7 @@
         <w:spacing w:after="60"/>
       </w:pPr>
       <w:r>
-        <w:t xml:space="preserve">In the Enemy's touching-Bullet branch, right after the existing "start sound [sfx_hit]" line, add: broadcast [explosion] (this spawns the visual independently, with zero effect on anything else) and "set [color] effect to 100" - both run immediately, same as the sound.</w:t>
+        <w:t xml:space="preserve">On the same sprite, add a second new script: "when I receive [explosion]" -&gt; show -&gt; go to x: (hit_x) y: (hit_y) -&gt; wait 0.2 seconds -&gt; hide. hit_x/hit_y (set by the Enemy clone right before broadcasting) are what make this work correctly even with multiple Enemy clones on screen - "go to [Enemy v]" would always go to the Enemy template sprite's own position, never whichever clone actually got hit.</w:t>
       </w:r>
     </w:p>
     <w:p>
@@ -297,7 +323,7 @@
         <w:spacing w:after="60"/>
       </w:pPr>
       <w:r>
-        <w:t xml:space="preserve">Your existing "broadcast [enemy hit]" stays exactly where it already is, right after those two new lines - GameManager still hears about the hit, and still updates score/enemies_remaining/wave-check, at exactly the same instant as last week. Nothing about that broadcast changes.</w:t>
+        <w:t xml:space="preserve">In the Enemy's touching-Bullet branch, right after the existing "start sound [sfx_hit]" line, add: "set [hit_x] to (x position)" and "set [hit_y] to (y position)" (captures THIS clone's own position, using Scratch's built-in x position/y position reporters), then "broadcast [explosion]" (spawns the visual independently, with zero effect on anything else) and "switch costume to [flash]" - all four run immediately, same as the sound.</w:t>
       </w:r>
     </w:p>
     <w:p>
@@ -310,7 +336,7 @@
         <w:spacing w:after="60"/>
       </w:pPr>
       <w:r>
-        <w:t xml:space="preserve">Add "wait 0.1 seconds" AFTER broadcast [enemy hit], then move "delete this clone" to run after that wait - this is the only thing actually delayed: the enemy sticks around, visibly flashed, for a moment before it's actually removed.</w:t>
+        <w:t xml:space="preserve">Switching to the flash costume is a genuine costume swap, not a color effect - "set [color] effect" in Scratch shifts HUE around the color wheel rather than blending toward white, so it never actually produces a white flash on a colored sprite. Swapping to the enemy_invader_white.png costume imported in Setup is the only way to get a genuinely white flash here.</w:t>
       </w:r>
     </w:p>
     <w:p>
@@ -323,7 +349,33 @@
         <w:spacing w:after="60"/>
       </w:pPr>
       <w:r>
-        <w:t xml:space="preserve">Click the stage and play through a full round - each hit should flash the enemy briefly, and a small burst should appear at that spot for a moment.</w:t>
+        <w:t xml:space="preserve">Your existing "broadcast [enemy hit]" stays exactly where it already is, right after those new lines - GameManager still hears about the hit, and still updates score/enemies_remaining/wave-check, at exactly the same instant as last week. Nothing about that broadcast changes.</w:t>
+      </w:r>
+    </w:p>
+    <w:p>
+      <w:pPr>
+        <w:pStyle w:val="ListParagraph"/>
+        <w:numPr>
+          <w:ilvl w:val="0"/>
+          <w:numId w:val="2"/>
+        </w:numPr>
+        <w:spacing w:after="60"/>
+      </w:pPr>
+      <w:r>
+        <w:t xml:space="preserve">Add "wait 0.1 seconds" AFTER broadcast [enemy hit], then move "delete this clone" to run after that wait - this is the only thing actually delayed: the enemy sticks around, visibly flashed, for a moment before it's actually removed. No need to switch back to the normal costume first - the clone is deleted a moment later anyway.</w:t>
+      </w:r>
+    </w:p>
+    <w:p>
+      <w:pPr>
+        <w:pStyle w:val="ListParagraph"/>
+        <w:numPr>
+          <w:ilvl w:val="0"/>
+          <w:numId w:val="2"/>
+        </w:numPr>
+        <w:spacing w:after="60"/>
+      </w:pPr>
+      <w:r>
+        <w:t xml:space="preserve">Click the stage and play through a full round - each hit should flash the enemy white briefly, and a small burst should appear at that spot for a moment.</w:t>
       </w:r>
     </w:p>
     <w:p>
@@ -334,113 +386,284 @@
       </w:pPr>
       <w:r>
         <w:rPr>
-          <w:rFonts w:ascii="Consolas" w:cs="Consolas" w:eastAsia="Consolas" w:hAnsi="Consolas"/>
-          <w:sz w:val="20"/>
-          <w:szCs w:val="20"/>
-        </w:rPr>
-        <w:t xml:space="preserve">Enemy's touching-Bullet branch (revised):</w:t>
-      </w:r>
-      <w:r>
-        <w:br/>
-        <w:t xml:space="preserve"/>
-      </w:r>
-      <w:r>
-        <w:rPr>
-          <w:rFonts w:ascii="Consolas" w:cs="Consolas" w:eastAsia="Consolas" w:hAnsi="Consolas"/>
-          <w:sz w:val="20"/>
-          <w:szCs w:val="20"/>
-        </w:rPr>
-        <w:t xml:space="preserve">if &lt;touching Bullet?&gt; then</w:t>
-      </w:r>
-      <w:r>
-        <w:br/>
-        <w:t xml:space="preserve"/>
-      </w:r>
-      <w:r>
-        <w:rPr>
-          <w:rFonts w:ascii="Consolas" w:cs="Consolas" w:eastAsia="Consolas" w:hAnsi="Consolas"/>
-          <w:sz w:val="20"/>
-          <w:szCs w:val="20"/>
-        </w:rPr>
-        <w:t xml:space="preserve">  start sound [sfx_hit]</w:t>
-      </w:r>
-      <w:r>
-        <w:br/>
-        <w:t xml:space="preserve"/>
-      </w:r>
-      <w:r>
-        <w:rPr>
-          <w:rFonts w:ascii="Consolas" w:cs="Consolas" w:eastAsia="Consolas" w:hAnsi="Consolas"/>
-          <w:sz w:val="20"/>
-          <w:szCs w:val="20"/>
-        </w:rPr>
-        <w:t xml:space="preserve">  broadcast [explosion]</w:t>
-      </w:r>
-      <w:r>
-        <w:br/>
-        <w:t xml:space="preserve"/>
-      </w:r>
-      <w:r>
-        <w:rPr>
-          <w:rFonts w:ascii="Consolas" w:cs="Consolas" w:eastAsia="Consolas" w:hAnsi="Consolas"/>
-          <w:sz w:val="20"/>
-          <w:szCs w:val="20"/>
-        </w:rPr>
-        <w:t xml:space="preserve">  set [color] effect to 100</w:t>
-      </w:r>
-      <w:r>
-        <w:br/>
-        <w:t xml:space="preserve"/>
-      </w:r>
-      <w:r>
-        <w:rPr>
-          <w:rFonts w:ascii="Consolas" w:cs="Consolas" w:eastAsia="Consolas" w:hAnsi="Consolas"/>
-          <w:sz w:val="20"/>
-          <w:szCs w:val="20"/>
-        </w:rPr>
-        <w:t xml:space="preserve">  broadcast [enemy hit]</w:t>
-      </w:r>
-      <w:r>
-        <w:br/>
-        <w:t xml:space="preserve"/>
-      </w:r>
-      <w:r>
-        <w:rPr>
-          <w:rFonts w:ascii="Consolas" w:cs="Consolas" w:eastAsia="Consolas" w:hAnsi="Consolas"/>
-          <w:sz w:val="20"/>
-          <w:szCs w:val="20"/>
-        </w:rPr>
-        <w:t xml:space="preserve">  wait 0.1 seconds</w:t>
-      </w:r>
-      <w:r>
-        <w:br/>
-        <w:t xml:space="preserve"/>
-      </w:r>
-      <w:r>
-        <w:rPr>
-          <w:rFonts w:ascii="Consolas" w:cs="Consolas" w:eastAsia="Consolas" w:hAnsi="Consolas"/>
-          <w:sz w:val="20"/>
-          <w:szCs w:val="20"/>
-        </w:rPr>
-        <w:t xml:space="preserve">  delete this clone</w:t>
-      </w:r>
-    </w:p>
-    <w:p>
-      <w:pPr>
-        <w:pStyle w:val="Heading2"/>
-      </w:pPr>
-      <w:r>
-        <w:t xml:space="preserve">Level 2 - Complete (Alpha/Beta)</w:t>
-      </w:r>
-    </w:p>
-    <w:p>
-      <w:pPr>
-        <w:spacing w:after="160"/>
-      </w:pPr>
-      <w:r>
-        <w:rPr>
           <w:i/>
           <w:iCs/>
+          <w:color w:val="555555"/>
+          <w:sz w:val="18"/>
+          <w:szCs w:val="18"/>
+        </w:rPr>
+        <w:t xml:space="preserve">Highlighted lines are new this week; everything else is code you already have.</w:t>
+      </w:r>
+      <w:r>
+        <w:br/>
+        <w:t xml:space="preserve"/>
+      </w:r>
+      <w:r>
+        <w:rPr>
+          <w:rFonts w:ascii="Consolas" w:cs="Consolas" w:eastAsia="Consolas" w:hAnsi="Consolas"/>
+          <w:sz w:val="20"/>
+          <w:szCs w:val="20"/>
+        </w:rPr>
+        <w:t xml:space="preserve">Enemy's touching-Bullet branch (revised):</w:t>
+      </w:r>
+      <w:r>
+        <w:br/>
+        <w:t xml:space="preserve"/>
+      </w:r>
+      <w:r>
+        <w:rPr>
+          <w:rFonts w:ascii="Consolas" w:cs="Consolas" w:eastAsia="Consolas" w:hAnsi="Consolas"/>
+          <w:sz w:val="20"/>
+          <w:szCs w:val="20"/>
+        </w:rPr>
+        <w:t xml:space="preserve">if &lt;touching Bullet?&gt; then</w:t>
+      </w:r>
+      <w:r>
+        <w:br/>
+        <w:t xml:space="preserve"/>
+      </w:r>
+      <w:r>
+        <w:rPr>
+          <w:rFonts w:ascii="Consolas" w:cs="Consolas" w:eastAsia="Consolas" w:hAnsi="Consolas"/>
+          <w:sz w:val="20"/>
+          <w:szCs w:val="20"/>
+        </w:rPr>
+        <w:t xml:space="preserve">  start sound [sfx_hit]</w:t>
+      </w:r>
+      <w:r>
+        <w:br/>
+        <w:t xml:space="preserve"/>
+      </w:r>
+      <w:r>
+        <w:rPr>
+          <w:rFonts w:ascii="Consolas" w:cs="Consolas" w:eastAsia="Consolas" w:hAnsi="Consolas"/>
+          <w:sz w:val="20"/>
+          <w:szCs w:val="20"/>
+          <w:shd w:fill="FFE98A" w:val="clear"/>
+        </w:rPr>
+        <w:t xml:space="preserve">  set [hit_x] to (x position)</w:t>
+      </w:r>
+      <w:r>
+        <w:br/>
+        <w:t xml:space="preserve"/>
+      </w:r>
+      <w:r>
+        <w:rPr>
+          <w:rFonts w:ascii="Consolas" w:cs="Consolas" w:eastAsia="Consolas" w:hAnsi="Consolas"/>
+          <w:sz w:val="20"/>
+          <w:szCs w:val="20"/>
+          <w:shd w:fill="FFE98A" w:val="clear"/>
+        </w:rPr>
+        <w:t xml:space="preserve">  set [hit_y] to (y position)</w:t>
+      </w:r>
+      <w:r>
+        <w:br/>
+        <w:t xml:space="preserve"/>
+      </w:r>
+      <w:r>
+        <w:rPr>
+          <w:rFonts w:ascii="Consolas" w:cs="Consolas" w:eastAsia="Consolas" w:hAnsi="Consolas"/>
+          <w:sz w:val="20"/>
+          <w:szCs w:val="20"/>
+          <w:shd w:fill="FFE98A" w:val="clear"/>
+        </w:rPr>
+        <w:t xml:space="preserve">  broadcast [explosion]</w:t>
+      </w:r>
+      <w:r>
+        <w:br/>
+        <w:t xml:space="preserve"/>
+      </w:r>
+      <w:r>
+        <w:rPr>
+          <w:rFonts w:ascii="Consolas" w:cs="Consolas" w:eastAsia="Consolas" w:hAnsi="Consolas"/>
+          <w:sz w:val="20"/>
+          <w:szCs w:val="20"/>
+          <w:shd w:fill="FFE98A" w:val="clear"/>
+        </w:rPr>
+        <w:t xml:space="preserve">  switch costume to [flash]</w:t>
+      </w:r>
+      <w:r>
+        <w:br/>
+        <w:t xml:space="preserve"/>
+      </w:r>
+      <w:r>
+        <w:rPr>
+          <w:rFonts w:ascii="Consolas" w:cs="Consolas" w:eastAsia="Consolas" w:hAnsi="Consolas"/>
+          <w:sz w:val="20"/>
+          <w:szCs w:val="20"/>
+        </w:rPr>
+        <w:t xml:space="preserve">  broadcast [enemy hit]</w:t>
+      </w:r>
+      <w:r>
+        <w:br/>
+        <w:t xml:space="preserve"/>
+      </w:r>
+      <w:r>
+        <w:rPr>
+          <w:rFonts w:ascii="Consolas" w:cs="Consolas" w:eastAsia="Consolas" w:hAnsi="Consolas"/>
+          <w:sz w:val="20"/>
+          <w:szCs w:val="20"/>
+          <w:shd w:fill="FFE98A" w:val="clear"/>
+        </w:rPr>
+        <w:t xml:space="preserve">  wait 0.1 seconds</w:t>
+      </w:r>
+      <w:r>
+        <w:br/>
+        <w:t xml:space="preserve"/>
+      </w:r>
+      <w:r>
+        <w:rPr>
+          <w:rFonts w:ascii="Consolas" w:cs="Consolas" w:eastAsia="Consolas" w:hAnsi="Consolas"/>
+          <w:sz w:val="20"/>
+          <w:szCs w:val="20"/>
+        </w:rPr>
+        <w:t xml:space="preserve">  delete this clone</w:t>
+      </w:r>
+      <w:r>
+        <w:br/>
+        <w:t xml:space="preserve"/>
+      </w:r>
+      <w:r>
+        <w:rPr>
+          <w:rFonts w:ascii="Consolas" w:cs="Consolas" w:eastAsia="Consolas" w:hAnsi="Consolas"/>
+          <w:sz w:val="20"/>
+          <w:szCs w:val="20"/>
+        </w:rPr>
+        <w:t xml:space="preserve"/>
+      </w:r>
+      <w:r>
+        <w:br/>
+        <w:t xml:space="preserve"/>
+      </w:r>
+      <w:r>
+        <w:rPr>
+          <w:rFonts w:ascii="Consolas" w:cs="Consolas" w:eastAsia="Consolas" w:hAnsi="Consolas"/>
+          <w:sz w:val="20"/>
+          <w:szCs w:val="20"/>
+          <w:shd w:fill="FFE98A" w:val="clear"/>
+        </w:rPr>
+        <w:t xml:space="preserve">Explosion sprite's own scripts (NEW - two separate scripts):</w:t>
+      </w:r>
+      <w:r>
+        <w:br/>
+        <w:t xml:space="preserve"/>
+      </w:r>
+      <w:r>
+        <w:rPr>
+          <w:rFonts w:ascii="Consolas" w:cs="Consolas" w:eastAsia="Consolas" w:hAnsi="Consolas"/>
+          <w:sz w:val="20"/>
+          <w:szCs w:val="20"/>
+          <w:shd w:fill="FFE98A" w:val="clear"/>
+        </w:rPr>
+        <w:t xml:space="preserve">when green flag clicked</w:t>
+      </w:r>
+      <w:r>
+        <w:br/>
+        <w:t xml:space="preserve"/>
+      </w:r>
+      <w:r>
+        <w:rPr>
+          <w:rFonts w:ascii="Consolas" w:cs="Consolas" w:eastAsia="Consolas" w:hAnsi="Consolas"/>
+          <w:sz w:val="20"/>
+          <w:szCs w:val="20"/>
+          <w:shd w:fill="FFE98A" w:val="clear"/>
+        </w:rPr>
+        <w:t xml:space="preserve">hide</w:t>
+      </w:r>
+      <w:r>
+        <w:br/>
+        <w:t xml:space="preserve"/>
+      </w:r>
+      <w:r>
+        <w:rPr>
+          <w:rFonts w:ascii="Consolas" w:cs="Consolas" w:eastAsia="Consolas" w:hAnsi="Consolas"/>
+          <w:sz w:val="20"/>
+          <w:szCs w:val="20"/>
+        </w:rPr>
+        <w:t xml:space="preserve"/>
+      </w:r>
+      <w:r>
+        <w:br/>
+        <w:t xml:space="preserve"/>
+      </w:r>
+      <w:r>
+        <w:rPr>
+          <w:rFonts w:ascii="Consolas" w:cs="Consolas" w:eastAsia="Consolas" w:hAnsi="Consolas"/>
+          <w:sz w:val="20"/>
+          <w:szCs w:val="20"/>
+          <w:shd w:fill="FFE98A" w:val="clear"/>
+        </w:rPr>
+        <w:t xml:space="preserve">when I receive [explosion]</w:t>
+      </w:r>
+      <w:r>
+        <w:br/>
+        <w:t xml:space="preserve"/>
+      </w:r>
+      <w:r>
+        <w:rPr>
+          <w:rFonts w:ascii="Consolas" w:cs="Consolas" w:eastAsia="Consolas" w:hAnsi="Consolas"/>
+          <w:sz w:val="20"/>
+          <w:szCs w:val="20"/>
+          <w:shd w:fill="FFE98A" w:val="clear"/>
+        </w:rPr>
+        <w:t xml:space="preserve">show</w:t>
+      </w:r>
+      <w:r>
+        <w:br/>
+        <w:t xml:space="preserve"/>
+      </w:r>
+      <w:r>
+        <w:rPr>
+          <w:rFonts w:ascii="Consolas" w:cs="Consolas" w:eastAsia="Consolas" w:hAnsi="Consolas"/>
+          <w:sz w:val="20"/>
+          <w:szCs w:val="20"/>
+          <w:shd w:fill="FFE98A" w:val="clear"/>
+        </w:rPr>
+        <w:t xml:space="preserve">go to x: (hit_x) y: (hit_y)</w:t>
+      </w:r>
+      <w:r>
+        <w:br/>
+        <w:t xml:space="preserve"/>
+      </w:r>
+      <w:r>
+        <w:rPr>
+          <w:rFonts w:ascii="Consolas" w:cs="Consolas" w:eastAsia="Consolas" w:hAnsi="Consolas"/>
+          <w:sz w:val="20"/>
+          <w:szCs w:val="20"/>
+          <w:shd w:fill="FFE98A" w:val="clear"/>
+        </w:rPr>
+        <w:t xml:space="preserve">wait 0.2 seconds</w:t>
+      </w:r>
+      <w:r>
+        <w:br/>
+        <w:t xml:space="preserve"/>
+      </w:r>
+      <w:r>
+        <w:rPr>
+          <w:rFonts w:ascii="Consolas" w:cs="Consolas" w:eastAsia="Consolas" w:hAnsi="Consolas"/>
+          <w:sz w:val="20"/>
+          <w:szCs w:val="20"/>
+          <w:shd w:fill="FFE98A" w:val="clear"/>
+        </w:rPr>
+        <w:t xml:space="preserve">hide</w:t>
+      </w:r>
+    </w:p>
+    <w:p>
+      <w:pPr>
+        <w:pStyle w:val="Heading2"/>
+      </w:pPr>
+      <w:r>
+        <w:t xml:space="preserve">Level 2 - Complete (Alpha/Beta)</w:t>
+      </w:r>
+    </w:p>
+    <w:p>
+      <w:pPr>
+        <w:spacing w:after="160"/>
+      </w:pPr>
+      <w:r>
+        <w:rPr>
+          <w:i/>
+          <w:iCs/>
         </w:rPr>
         <w:t xml:space="preserve">The flash and explosion play correctly on every single hit, with no leftover explosions, no enemies stuck mid-flash, and no change to score/lives/wave timing.</w:t>
       </w:r>
@@ -486,6 +709,19 @@
     </w:p>
     <w:p>
       <w:pPr>
+        <w:pStyle w:val="ListParagraph"/>
+        <w:numPr>
+          <w:ilvl w:val="0"/>
+          <w:numId w:val="3"/>
+        </w:numPr>
+        <w:spacing w:after="60"/>
+      </w:pPr>
+      <w:r>
+        <w:t xml:space="preserve">Shoot two enemies in different spots in quick succession and confirm each explosion appears at the RIGHT enemy's position, not both appearing at the same spot - this is exactly what hit_x/hit_y are for.</w:t>
+      </w:r>
+    </w:p>
+    <w:p>
+      <w:pPr>
         <w:pStyle w:val="Heading2"/>
       </w:pPr>
       <w:r>
@@ -502,7 +738,7 @@
         <w:spacing w:after="60"/>
       </w:pPr>
       <w:r>
-        <w:t xml:space="preserve">Audio/Visual: instead of one flat 0.1-second flash, alternate the color effect a couple of times (e.g. 100, then 0, then 100 again) with short waits between, for a stronger flicker.</w:t>
+        <w:t xml:space="preserve">Visual: instead of one flat 0.1-second flash, alternate between the flash and normal costumes a couple of times (e.g. flash, normal, flash) with short waits between - try around 0.1 seconds each, fast enough to read as a flicker but slow enough to actually be visible. Since Enemy only has these two costumes (normal and flash, in that order from Setup), you can swap the single "switch costume to [flash]" for three "next costume" blocks with a wait after each of the first two - each clone always starts on normal, so next costume just toggles it back and forth: flash, (wait), normal, (wait), flash, then straight into broadcast [enemy hit]. This only works as a clean toggle because there are exactly two costumes in that order - if Enemy ever gains a third costume later, go back to explicit "switch costume to [name]" blocks instead.</w:t>
       </w:r>
     </w:p>
     <w:p>
@@ -515,7 +751,7 @@
         <w:spacing w:after="60"/>
       </w:pPr>
       <w:r>
-        <w:t xml:space="preserve">Visual: give the Explosion sprite 2-3 different costumes and cycle through them with "next costume" during its 0.2-second lifetime for a simple hand-animated burst instead of one static image.</w:t>
+        <w:t xml:space="preserve">Visual: grow the Explosion as it plays - "set size to (100) %" right when it appears (so leftover size from a previous explosion doesn't carry over, since this is the same Explosion sprite reused every time, not a fresh clone), then step up to 105%, 110%, 115% with the same short waits you'd use for a flicker, for a simple expanding-burst look - the same idea as the explosion-scaling stretch goal in every other engine this week. (If you'd rather hand-animate instead: give the Explosion sprite 2-3 different costumes and cycle through them with "next costume" during its 0.2-second lifetime - duplicate the costume in the Costumes tab and edit each copy in the Paint Editor - but the size-based approach needs no extra art at all.)</w:t>
       </w:r>
     </w:p>
     <w:p>
@@ -562,7 +798,20 @@
         <w:spacing w:after="60"/>
       </w:pPr>
       <w:r>
-        <w:t xml:space="preserve">Explosion never appears: confirm the Explosion sprite actually has a "when I receive [explosion]" script, and that its costume isn't accidentally still hidden.</w:t>
+        <w:t xml:space="preserve">Enemy flashes some other color instead of white, or doesn't visibly change at all: confirm the flash uses "switch costume to [flash]", not "set [color] effect to 100" - the color effect shifts hue rather than blending toward white, so it was never capable of producing a true white flash here.</w:t>
+      </w:r>
+    </w:p>
+    <w:p>
+      <w:pPr>
+        <w:pStyle w:val="ListParagraph"/>
+        <w:numPr>
+          <w:ilvl w:val="0"/>
+          <w:numId w:val="3"/>
+        </w:numPr>
+        <w:spacing w:after="60"/>
+      </w:pPr>
+      <w:r>
+        <w:t xml:space="preserve">Explosion never appears, or always appears in the same wrong spot: confirm hit_x/hit_y are being set (from the Enemy clone's own x position/y position) immediately BEFORE broadcast [explosion], and that Explosion's own script uses "go to x: (hit_x) y: (hit_y)", not "go to [Enemy v]" - the latter always goes to the Enemy template sprite's own position, never the specific clone that was actually hit.</w:t>
       </w:r>
     </w:p>
     <w:p>
